--- a/DeepSkilling/Module-7/1. Microservices - JWT.docx
+++ b/DeepSkilling/Module-7/1. Microservices - JWT.docx
@@ -80,12 +80,10 @@
         </w:tabs>
       </w:pPr>
       <w:proofErr w:type="spellStart"/>
-      <w:proofErr w:type="gramStart"/>
       <w:r>
         <w:t>Microsoft.AspNetCore.Authentication.JwtBearer</w:t>
       </w:r>
       <w:proofErr w:type="spellEnd"/>
-      <w:proofErr w:type="gramEnd"/>
       <w:r>
         <w:t xml:space="preserve"> NuGet package</w:t>
       </w:r>
@@ -154,12 +152,10 @@
         <w:t xml:space="preserve">Install the JWT package using 'dotnet add package </w:t>
       </w:r>
       <w:proofErr w:type="spellStart"/>
-      <w:proofErr w:type="gramStart"/>
       <w:r>
         <w:t>Microsoft.AspNetCore.Authentication.JwtBearer</w:t>
       </w:r>
       <w:proofErr w:type="spellEnd"/>
-      <w:proofErr w:type="gramEnd"/>
       <w:r>
         <w:t>'.</w:t>
       </w:r>
@@ -176,12 +172,10 @@
         <w:t xml:space="preserve">Configure JWT settings (Key, Issuer, Audience) in </w:t>
       </w:r>
       <w:proofErr w:type="spellStart"/>
-      <w:proofErr w:type="gramStart"/>
       <w:r>
         <w:t>appsettings.json</w:t>
       </w:r>
       <w:proofErr w:type="spellEnd"/>
-      <w:proofErr w:type="gramEnd"/>
       <w:r>
         <w:t>.</w:t>
       </w:r>
@@ -568,7 +562,6 @@
         <w:t xml:space="preserve"> </w:t>
       </w:r>
       <w:proofErr w:type="spellStart"/>
-      <w:proofErr w:type="gramStart"/>
       <w:r>
         <w:rPr>
           <w:b/>
@@ -577,7 +570,6 @@
         <w:t>appsettings.json</w:t>
       </w:r>
       <w:proofErr w:type="spellEnd"/>
-      <w:proofErr w:type="gramEnd"/>
     </w:p>
     <w:p>
       <w:pPr>
@@ -702,12 +694,10 @@
         <w:t xml:space="preserve">using </w:t>
       </w:r>
       <w:proofErr w:type="spellStart"/>
-      <w:proofErr w:type="gramStart"/>
       <w:r>
         <w:t>Microsoft.AspNetCore.Authentication.JwtBearer</w:t>
       </w:r>
       <w:proofErr w:type="spellEnd"/>
-      <w:proofErr w:type="gramEnd"/>
       <w:r>
         <w:t>;</w:t>
       </w:r>
@@ -720,12 +710,10 @@
         <w:t xml:space="preserve">using </w:t>
       </w:r>
       <w:proofErr w:type="spellStart"/>
-      <w:proofErr w:type="gramStart"/>
       <w:r>
         <w:t>Microsoft.IdentityModel.Tokens</w:t>
       </w:r>
       <w:proofErr w:type="spellEnd"/>
-      <w:proofErr w:type="gramEnd"/>
       <w:r>
         <w:t>;</w:t>
       </w:r>
@@ -785,12 +773,10 @@
         <w:spacing w:after="0" w:line="240" w:lineRule="auto"/>
       </w:pPr>
       <w:proofErr w:type="spellStart"/>
-      <w:proofErr w:type="gramStart"/>
       <w:r>
         <w:t>builder.Services.AddControllers</w:t>
       </w:r>
       <w:proofErr w:type="spellEnd"/>
-      <w:proofErr w:type="gramEnd"/>
       <w:r>
         <w:t>();</w:t>
       </w:r>
@@ -805,12 +791,10 @@
         <w:spacing w:after="0" w:line="240" w:lineRule="auto"/>
       </w:pPr>
       <w:proofErr w:type="spellStart"/>
-      <w:proofErr w:type="gramStart"/>
       <w:r>
         <w:t>builder.Services.AddEndpointsApiExplorer</w:t>
       </w:r>
       <w:proofErr w:type="spellEnd"/>
-      <w:proofErr w:type="gramEnd"/>
       <w:r>
         <w:t>();</w:t>
       </w:r>
@@ -825,12 +809,10 @@
         <w:spacing w:after="0" w:line="240" w:lineRule="auto"/>
       </w:pPr>
       <w:proofErr w:type="spellStart"/>
-      <w:proofErr w:type="gramStart"/>
       <w:r>
         <w:t>builder.Services.AddSwaggerGen</w:t>
       </w:r>
       <w:proofErr w:type="spellEnd"/>
-      <w:proofErr w:type="gramEnd"/>
       <w:r>
         <w:t>();</w:t>
       </w:r>
@@ -844,20 +826,14 @@
       <w:pPr>
         <w:spacing w:after="0" w:line="240" w:lineRule="auto"/>
       </w:pPr>
-      <w:proofErr w:type="gramStart"/>
-      <w:r>
-        <w:t>builder.Services.AddAuthentication</w:t>
-      </w:r>
-      <w:proofErr w:type="gramEnd"/>
-      <w:r>
-        <w:t>(JwtBearerDefaults.AuthenticationScheme)</w:t>
-      </w:r>
-    </w:p>
-    <w:p>
-      <w:pPr>
-        <w:spacing w:after="0" w:line="240" w:lineRule="auto"/>
-      </w:pPr>
-      <w:proofErr w:type="gramStart"/>
+      <w:r>
+        <w:t>builder.Services.AddAuthentication(JwtBearerDefaults.AuthenticationScheme)</w:t>
+      </w:r>
+    </w:p>
+    <w:p>
+      <w:pPr>
+        <w:spacing w:after="0" w:line="240" w:lineRule="auto"/>
+      </w:pPr>
       <w:r>
         <w:t>.</w:t>
       </w:r>
@@ -866,7 +842,6 @@
         <w:t>AddJwtBearer</w:t>
       </w:r>
       <w:proofErr w:type="spellEnd"/>
-      <w:proofErr w:type="gramEnd"/>
       <w:r>
         <w:t>(options =&gt;</w:t>
       </w:r>
@@ -887,12 +862,10 @@
         <w:t xml:space="preserve">    </w:t>
       </w:r>
       <w:proofErr w:type="spellStart"/>
-      <w:proofErr w:type="gramStart"/>
       <w:r>
         <w:t>options.TokenValidationParameters</w:t>
       </w:r>
       <w:proofErr w:type="spellEnd"/>
-      <w:proofErr w:type="gramEnd"/>
       <w:r>
         <w:t xml:space="preserve"> =</w:t>
       </w:r>
@@ -1018,22 +991,18 @@
         <w:t xml:space="preserve"> = </w:t>
       </w:r>
       <w:proofErr w:type="spellStart"/>
-      <w:proofErr w:type="gramStart"/>
       <w:r>
         <w:t>builder.Configuration</w:t>
       </w:r>
       <w:proofErr w:type="spellEnd"/>
-      <w:proofErr w:type="gramEnd"/>
       <w:r>
         <w:t>["</w:t>
       </w:r>
       <w:proofErr w:type="spellStart"/>
-      <w:proofErr w:type="gramStart"/>
       <w:r>
         <w:t>Jwt:Issuer</w:t>
       </w:r>
       <w:proofErr w:type="spellEnd"/>
-      <w:proofErr w:type="gramEnd"/>
       <w:r>
         <w:t>"],</w:t>
       </w:r>
@@ -1059,22 +1028,18 @@
         <w:t xml:space="preserve"> = </w:t>
       </w:r>
       <w:proofErr w:type="spellStart"/>
-      <w:proofErr w:type="gramStart"/>
       <w:r>
         <w:t>builder.Configuration</w:t>
       </w:r>
       <w:proofErr w:type="spellEnd"/>
-      <w:proofErr w:type="gramEnd"/>
       <w:r>
         <w:t>["</w:t>
       </w:r>
       <w:proofErr w:type="spellStart"/>
-      <w:proofErr w:type="gramStart"/>
       <w:r>
         <w:t>Jwt:Audience</w:t>
       </w:r>
       <w:proofErr w:type="spellEnd"/>
-      <w:proofErr w:type="gramEnd"/>
       <w:r>
         <w:t>"],</w:t>
       </w:r>
@@ -1108,7 +1073,6 @@
         <w:t xml:space="preserve">                new </w:t>
       </w:r>
       <w:proofErr w:type="spellStart"/>
-      <w:proofErr w:type="gramStart"/>
       <w:r>
         <w:t>SymmetricSecurityKey</w:t>
       </w:r>
@@ -1116,22 +1080,13 @@
       <w:r>
         <w:t>(</w:t>
       </w:r>
-      <w:proofErr w:type="gramEnd"/>
-    </w:p>
-    <w:p>
-      <w:pPr>
-        <w:spacing w:after="0" w:line="240" w:lineRule="auto"/>
-      </w:pPr>
-      <w:r>
-        <w:t>                    Encoding.UTF</w:t>
-      </w:r>
-      <w:proofErr w:type="gramStart"/>
-      <w:r>
-        <w:t>8.GetBytes</w:t>
-      </w:r>
-      <w:proofErr w:type="gramEnd"/>
-      <w:r>
-        <w:t>(</w:t>
+    </w:p>
+    <w:p>
+      <w:pPr>
+        <w:spacing w:after="0" w:line="240" w:lineRule="auto"/>
+      </w:pPr>
+      <w:r>
+        <w:t>                    Encoding.UTF8.GetBytes(</w:t>
       </w:r>
     </w:p>
     <w:p>
@@ -1142,22 +1097,18 @@
         <w:t xml:space="preserve">                        </w:t>
       </w:r>
       <w:proofErr w:type="spellStart"/>
-      <w:proofErr w:type="gramStart"/>
       <w:r>
         <w:t>builder.Configuration</w:t>
       </w:r>
       <w:proofErr w:type="spellEnd"/>
-      <w:proofErr w:type="gramEnd"/>
       <w:r>
         <w:t>["</w:t>
       </w:r>
       <w:proofErr w:type="spellStart"/>
-      <w:proofErr w:type="gramStart"/>
       <w:r>
         <w:t>Jwt:Key</w:t>
       </w:r>
       <w:proofErr w:type="spellEnd"/>
-      <w:proofErr w:type="gramEnd"/>
       <w:r>
         <w:t>"]!))</w:t>
       </w:r>
@@ -1189,12 +1140,10 @@
         <w:spacing w:after="0" w:line="240" w:lineRule="auto"/>
       </w:pPr>
       <w:proofErr w:type="spellStart"/>
-      <w:proofErr w:type="gramStart"/>
       <w:r>
         <w:t>builder.Services.AddAuthorization</w:t>
       </w:r>
       <w:proofErr w:type="spellEnd"/>
-      <w:proofErr w:type="gramEnd"/>
       <w:r>
         <w:t>();</w:t>
       </w:r>
@@ -1212,12 +1161,10 @@
         <w:t xml:space="preserve">var app = </w:t>
       </w:r>
       <w:proofErr w:type="spellStart"/>
-      <w:proofErr w:type="gramStart"/>
       <w:r>
         <w:t>builder.Build</w:t>
       </w:r>
       <w:proofErr w:type="spellEnd"/>
-      <w:proofErr w:type="gramEnd"/>
       <w:r>
         <w:t>();</w:t>
       </w:r>
@@ -1232,12 +1179,10 @@
         <w:spacing w:after="0" w:line="240" w:lineRule="auto"/>
       </w:pPr>
       <w:proofErr w:type="spellStart"/>
-      <w:proofErr w:type="gramStart"/>
       <w:r>
         <w:t>app.UseSwagger</w:t>
       </w:r>
       <w:proofErr w:type="spellEnd"/>
-      <w:proofErr w:type="gramEnd"/>
       <w:r>
         <w:t>();</w:t>
       </w:r>
@@ -1252,12 +1197,10 @@
         <w:spacing w:after="0" w:line="240" w:lineRule="auto"/>
       </w:pPr>
       <w:proofErr w:type="spellStart"/>
-      <w:proofErr w:type="gramStart"/>
       <w:r>
         <w:t>app.UseSwaggerUI</w:t>
       </w:r>
       <w:proofErr w:type="spellEnd"/>
-      <w:proofErr w:type="gramEnd"/>
       <w:r>
         <w:t>();</w:t>
       </w:r>
@@ -1272,12 +1215,10 @@
         <w:spacing w:after="0" w:line="240" w:lineRule="auto"/>
       </w:pPr>
       <w:proofErr w:type="spellStart"/>
-      <w:proofErr w:type="gramStart"/>
       <w:r>
         <w:t>app.UseHttpsRedirection</w:t>
       </w:r>
       <w:proofErr w:type="spellEnd"/>
-      <w:proofErr w:type="gramEnd"/>
       <w:r>
         <w:t>();</w:t>
       </w:r>
@@ -1292,12 +1233,10 @@
         <w:spacing w:after="0" w:line="240" w:lineRule="auto"/>
       </w:pPr>
       <w:proofErr w:type="spellStart"/>
-      <w:proofErr w:type="gramStart"/>
       <w:r>
         <w:t>app.UseAuthentication</w:t>
       </w:r>
       <w:proofErr w:type="spellEnd"/>
-      <w:proofErr w:type="gramEnd"/>
       <w:r>
         <w:t>();</w:t>
       </w:r>
@@ -1312,12 +1251,10 @@
         <w:spacing w:after="0" w:line="240" w:lineRule="auto"/>
       </w:pPr>
       <w:proofErr w:type="spellStart"/>
-      <w:proofErr w:type="gramStart"/>
       <w:r>
         <w:t>app.UseAuthorization</w:t>
       </w:r>
       <w:proofErr w:type="spellEnd"/>
-      <w:proofErr w:type="gramEnd"/>
       <w:r>
         <w:t>();</w:t>
       </w:r>
@@ -1332,12 +1269,10 @@
         <w:spacing w:after="0" w:line="240" w:lineRule="auto"/>
       </w:pPr>
       <w:proofErr w:type="spellStart"/>
-      <w:proofErr w:type="gramStart"/>
       <w:r>
         <w:t>app.MapControllers</w:t>
       </w:r>
       <w:proofErr w:type="spellEnd"/>
-      <w:proofErr w:type="gramEnd"/>
       <w:r>
         <w:t>();</w:t>
       </w:r>
@@ -1352,12 +1287,10 @@
         <w:spacing w:after="0" w:line="240" w:lineRule="auto"/>
       </w:pPr>
       <w:proofErr w:type="spellStart"/>
-      <w:proofErr w:type="gramStart"/>
       <w:r>
         <w:t>app.Run</w:t>
       </w:r>
       <w:proofErr w:type="spellEnd"/>
-      <w:proofErr w:type="gramEnd"/>
       <w:r>
         <w:t>();</w:t>
       </w:r>
@@ -1409,12 +1342,10 @@
         <w:t xml:space="preserve">using </w:t>
       </w:r>
       <w:proofErr w:type="spellStart"/>
-      <w:proofErr w:type="gramStart"/>
       <w:r>
         <w:t>Microsoft.AspNetCore.Mvc</w:t>
       </w:r>
       <w:proofErr w:type="spellEnd"/>
-      <w:proofErr w:type="gramEnd"/>
       <w:r>
         <w:t>;</w:t>
       </w:r>
@@ -1427,12 +1358,10 @@
         <w:t xml:space="preserve">using </w:t>
       </w:r>
       <w:proofErr w:type="spellStart"/>
-      <w:proofErr w:type="gramStart"/>
       <w:r>
         <w:t>Microsoft.IdentityModel.Tokens</w:t>
       </w:r>
       <w:proofErr w:type="spellEnd"/>
-      <w:proofErr w:type="gramEnd"/>
       <w:r>
         <w:t>;</w:t>
       </w:r>
@@ -1445,12 +1374,10 @@
         <w:t xml:space="preserve">using </w:t>
       </w:r>
       <w:proofErr w:type="spellStart"/>
-      <w:proofErr w:type="gramStart"/>
       <w:r>
         <w:t>System.IdentityModel.Tokens.Jwt</w:t>
       </w:r>
       <w:proofErr w:type="spellEnd"/>
-      <w:proofErr w:type="gramEnd"/>
       <w:r>
         <w:t>;</w:t>
       </w:r>
@@ -1463,12 +1390,10 @@
         <w:t xml:space="preserve">using </w:t>
       </w:r>
       <w:proofErr w:type="spellStart"/>
-      <w:proofErr w:type="gramStart"/>
       <w:r>
         <w:t>System.Security.Claims</w:t>
       </w:r>
       <w:proofErr w:type="spellEnd"/>
-      <w:proofErr w:type="gramEnd"/>
       <w:r>
         <w:t>;</w:t>
       </w:r>
@@ -1555,49 +1480,44 @@
         <w:t xml:space="preserve">public class </w:t>
       </w:r>
       <w:proofErr w:type="spellStart"/>
-      <w:proofErr w:type="gramStart"/>
       <w:r>
         <w:t>AuthController</w:t>
       </w:r>
       <w:proofErr w:type="spellEnd"/>
       <w:r>
-        <w:t xml:space="preserve"> :</w:t>
-      </w:r>
-      <w:proofErr w:type="gramEnd"/>
+        <w:t xml:space="preserve"> : </w:t>
+      </w:r>
+      <w:proofErr w:type="spellStart"/>
+      <w:r>
+        <w:t>ControllerBase</w:t>
+      </w:r>
+      <w:proofErr w:type="spellEnd"/>
+    </w:p>
+    <w:p>
+      <w:pPr>
+        <w:spacing w:after="0" w:line="240" w:lineRule="auto"/>
+      </w:pPr>
+      <w:r>
+        <w:t>{</w:t>
+      </w:r>
+    </w:p>
+    <w:p>
+      <w:pPr>
+        <w:spacing w:after="0" w:line="240" w:lineRule="auto"/>
+      </w:pPr>
+      <w:r>
+        <w:t xml:space="preserve">    private </w:t>
+      </w:r>
+      <w:proofErr w:type="spellStart"/>
+      <w:r>
+        <w:t>readonly</w:t>
+      </w:r>
+      <w:proofErr w:type="spellEnd"/>
       <w:r>
         <w:t xml:space="preserve"> </w:t>
       </w:r>
       <w:proofErr w:type="spellStart"/>
       <w:r>
-        <w:t>ControllerBase</w:t>
-      </w:r>
-      <w:proofErr w:type="spellEnd"/>
-    </w:p>
-    <w:p>
-      <w:pPr>
-        <w:spacing w:after="0" w:line="240" w:lineRule="auto"/>
-      </w:pPr>
-      <w:r>
-        <w:t>{</w:t>
-      </w:r>
-    </w:p>
-    <w:p>
-      <w:pPr>
-        <w:spacing w:after="0" w:line="240" w:lineRule="auto"/>
-      </w:pPr>
-      <w:r>
-        <w:t xml:space="preserve">    private </w:t>
-      </w:r>
-      <w:proofErr w:type="spellStart"/>
-      <w:r>
-        <w:t>readonly</w:t>
-      </w:r>
-      <w:proofErr w:type="spellEnd"/>
-      <w:r>
-        <w:t xml:space="preserve"> </w:t>
-      </w:r>
-      <w:proofErr w:type="spellStart"/>
-      <w:r>
         <w:t>IConfiguration</w:t>
       </w:r>
       <w:proofErr w:type="spellEnd"/>
@@ -1618,7 +1538,6 @@
         <w:t xml:space="preserve">    public </w:t>
       </w:r>
       <w:proofErr w:type="spellStart"/>
-      <w:proofErr w:type="gramStart"/>
       <w:r>
         <w:t>AuthController</w:t>
       </w:r>
@@ -1627,7 +1546,6 @@
         <w:t>(</w:t>
       </w:r>
       <w:proofErr w:type="spellStart"/>
-      <w:proofErr w:type="gramEnd"/>
       <w:r>
         <w:t>IConfiguration</w:t>
       </w:r>
@@ -1652,12 +1570,10 @@
         <w:t xml:space="preserve">        </w:t>
       </w:r>
       <w:proofErr w:type="spellStart"/>
-      <w:proofErr w:type="gramStart"/>
       <w:r>
         <w:t>this.configuration</w:t>
       </w:r>
       <w:proofErr w:type="spellEnd"/>
-      <w:proofErr w:type="gramEnd"/>
       <w:r>
         <w:t xml:space="preserve"> = configuration;</w:t>
       </w:r>
@@ -1704,14 +1620,9 @@
       </w:r>
       <w:proofErr w:type="spellEnd"/>
       <w:r>
-        <w:t xml:space="preserve"> </w:t>
-      </w:r>
-      <w:proofErr w:type="gramStart"/>
-      <w:r>
-        <w:t>Login(</w:t>
-      </w:r>
-      <w:proofErr w:type="spellStart"/>
-      <w:proofErr w:type="gramEnd"/>
+        <w:t xml:space="preserve"> Login(</w:t>
+      </w:r>
+      <w:proofErr w:type="spellStart"/>
       <w:r>
         <w:t>LoginModel</w:t>
       </w:r>
@@ -1736,12 +1647,10 @@
         <w:t>        if (</w:t>
       </w:r>
       <w:proofErr w:type="spellStart"/>
-      <w:proofErr w:type="gramStart"/>
       <w:r>
         <w:t>model.Username</w:t>
       </w:r>
       <w:proofErr w:type="spellEnd"/>
-      <w:proofErr w:type="gramEnd"/>
       <w:r>
         <w:t xml:space="preserve"> == "admin" &amp;&amp;</w:t>
       </w:r>
@@ -1754,12 +1663,10 @@
         <w:t xml:space="preserve">            </w:t>
       </w:r>
       <w:proofErr w:type="spellStart"/>
-      <w:proofErr w:type="gramStart"/>
       <w:r>
         <w:t>model.Password</w:t>
       </w:r>
       <w:proofErr w:type="spellEnd"/>
-      <w:proofErr w:type="gramEnd"/>
       <w:r>
         <w:t xml:space="preserve"> == "1234")</w:t>
       </w:r>
@@ -1789,12 +1696,10 @@
         <w:t>(</w:t>
       </w:r>
       <w:proofErr w:type="spellStart"/>
-      <w:proofErr w:type="gramStart"/>
       <w:r>
         <w:t>model.Username</w:t>
       </w:r>
       <w:proofErr w:type="spellEnd"/>
-      <w:proofErr w:type="gramEnd"/>
       <w:r>
         <w:t>);</w:t>
       </w:r>
@@ -1809,15 +1714,7 @@
         <w:spacing w:after="0" w:line="240" w:lineRule="auto"/>
       </w:pPr>
       <w:r>
-        <w:t xml:space="preserve">            return </w:t>
-      </w:r>
-      <w:proofErr w:type="gramStart"/>
-      <w:r>
-        <w:t>Ok(</w:t>
-      </w:r>
-      <w:proofErr w:type="gramEnd"/>
-      <w:r>
-        <w:t>new</w:t>
+        <w:t>            return Ok(new</w:t>
       </w:r>
     </w:p>
     <w:p>
@@ -1862,15 +1759,7 @@
         <w:spacing w:after="0" w:line="240" w:lineRule="auto"/>
       </w:pPr>
       <w:r>
-        <w:t xml:space="preserve">        return </w:t>
-      </w:r>
-      <w:proofErr w:type="gramStart"/>
-      <w:r>
-        <w:t>Unauthorized(</w:t>
-      </w:r>
-      <w:proofErr w:type="gramEnd"/>
-      <w:r>
-        <w:t>"Invalid Username or Password");</w:t>
+        <w:t>        return Unauthorized("Invalid Username or Password");</w:t>
       </w:r>
     </w:p>
     <w:p>
@@ -1894,49 +1783,118 @@
         <w:t xml:space="preserve">    private string </w:t>
       </w:r>
       <w:proofErr w:type="spellStart"/>
-      <w:proofErr w:type="gramStart"/>
       <w:r>
         <w:t>GenerateToken</w:t>
       </w:r>
       <w:proofErr w:type="spellEnd"/>
       <w:r>
+        <w:t>(string username)</w:t>
+      </w:r>
+    </w:p>
+    <w:p>
+      <w:pPr>
+        <w:spacing w:after="0" w:line="240" w:lineRule="auto"/>
+      </w:pPr>
+      <w:r>
+        <w:t>    {</w:t>
+      </w:r>
+    </w:p>
+    <w:p>
+      <w:pPr>
+        <w:spacing w:after="0" w:line="240" w:lineRule="auto"/>
+      </w:pPr>
+      <w:r>
+        <w:t>        var claims = new[]</w:t>
+      </w:r>
+    </w:p>
+    <w:p>
+      <w:pPr>
+        <w:spacing w:after="0" w:line="240" w:lineRule="auto"/>
+      </w:pPr>
+      <w:r>
+        <w:t>        {</w:t>
+      </w:r>
+    </w:p>
+    <w:p>
+      <w:pPr>
+        <w:spacing w:after="0" w:line="240" w:lineRule="auto"/>
+      </w:pPr>
+      <w:r>
+        <w:t>            new Claim(</w:t>
+      </w:r>
+      <w:proofErr w:type="spellStart"/>
+      <w:r>
+        <w:t>ClaimTypes.Name</w:t>
+      </w:r>
+      <w:proofErr w:type="spellEnd"/>
+      <w:r>
+        <w:t>, username)</w:t>
+      </w:r>
+    </w:p>
+    <w:p>
+      <w:pPr>
+        <w:spacing w:after="0" w:line="240" w:lineRule="auto"/>
+      </w:pPr>
+      <w:r>
+        <w:t>        };</w:t>
+      </w:r>
+    </w:p>
+    <w:p>
+      <w:pPr>
+        <w:spacing w:after="0" w:line="240" w:lineRule="auto"/>
+      </w:pPr>
+    </w:p>
+    <w:p>
+      <w:pPr>
+        <w:spacing w:after="0" w:line="240" w:lineRule="auto"/>
+      </w:pPr>
+      <w:r>
+        <w:t>        var key =</w:t>
+      </w:r>
+    </w:p>
+    <w:p>
+      <w:pPr>
+        <w:spacing w:after="0" w:line="240" w:lineRule="auto"/>
+      </w:pPr>
+      <w:r>
+        <w:t xml:space="preserve">            new </w:t>
+      </w:r>
+      <w:proofErr w:type="spellStart"/>
+      <w:r>
+        <w:t>SymmetricSecurityKey</w:t>
+      </w:r>
+      <w:proofErr w:type="spellEnd"/>
+      <w:r>
         <w:t>(</w:t>
       </w:r>
-      <w:proofErr w:type="gramEnd"/>
-      <w:r>
-        <w:t>string username)</w:t>
-      </w:r>
-    </w:p>
-    <w:p>
-      <w:pPr>
-        <w:spacing w:after="0" w:line="240" w:lineRule="auto"/>
-      </w:pPr>
-      <w:r>
-        <w:t>    {</w:t>
-      </w:r>
-    </w:p>
-    <w:p>
-      <w:pPr>
-        <w:spacing w:after="0" w:line="240" w:lineRule="auto"/>
-      </w:pPr>
-      <w:r>
-        <w:t xml:space="preserve">        var claims = </w:t>
-      </w:r>
-      <w:proofErr w:type="gramStart"/>
-      <w:r>
-        <w:t>new[</w:t>
-      </w:r>
-      <w:proofErr w:type="gramEnd"/>
-      <w:r>
-        <w:t>]</w:t>
-      </w:r>
-    </w:p>
-    <w:p>
-      <w:pPr>
-        <w:spacing w:after="0" w:line="240" w:lineRule="auto"/>
-      </w:pPr>
-      <w:r>
-        <w:t>        {</w:t>
+    </w:p>
+    <w:p>
+      <w:pPr>
+        <w:spacing w:after="0" w:line="240" w:lineRule="auto"/>
+      </w:pPr>
+      <w:r>
+        <w:t>                Encoding.UTF8.GetBytes(configuration["</w:t>
+      </w:r>
+      <w:proofErr w:type="spellStart"/>
+      <w:r>
+        <w:t>Jwt:Key</w:t>
+      </w:r>
+      <w:proofErr w:type="spellEnd"/>
+      <w:r>
+        <w:t>"]!));</w:t>
+      </w:r>
+    </w:p>
+    <w:p>
+      <w:pPr>
+        <w:spacing w:after="0" w:line="240" w:lineRule="auto"/>
+      </w:pPr>
+    </w:p>
+    <w:p>
+      <w:pPr>
+        <w:spacing w:after="0" w:line="240" w:lineRule="auto"/>
+      </w:pPr>
+      <w:r>
+        <w:t>        var credentials =</w:t>
       </w:r>
     </w:p>
     <w:p>
@@ -1946,154 +1904,51 @@
       <w:r>
         <w:t xml:space="preserve">            new </w:t>
       </w:r>
-      <w:proofErr w:type="gramStart"/>
-      <w:r>
-        <w:t>Claim(</w:t>
-      </w:r>
-      <w:proofErr w:type="spellStart"/>
-      <w:proofErr w:type="gramEnd"/>
-      <w:r>
-        <w:t>ClaimTypes.Name</w:t>
-      </w:r>
-      <w:proofErr w:type="spellEnd"/>
-      <w:r>
-        <w:t>, username)</w:t>
-      </w:r>
-    </w:p>
-    <w:p>
-      <w:pPr>
-        <w:spacing w:after="0" w:line="240" w:lineRule="auto"/>
-      </w:pPr>
-      <w:r>
-        <w:t>        };</w:t>
-      </w:r>
-    </w:p>
-    <w:p>
-      <w:pPr>
-        <w:spacing w:after="0" w:line="240" w:lineRule="auto"/>
-      </w:pPr>
-    </w:p>
-    <w:p>
-      <w:pPr>
-        <w:spacing w:after="0" w:line="240" w:lineRule="auto"/>
-      </w:pPr>
-      <w:r>
-        <w:t>        var key =</w:t>
-      </w:r>
-    </w:p>
-    <w:p>
-      <w:pPr>
-        <w:spacing w:after="0" w:line="240" w:lineRule="auto"/>
-      </w:pPr>
-      <w:r>
-        <w:t xml:space="preserve">            new </w:t>
-      </w:r>
-      <w:proofErr w:type="spellStart"/>
-      <w:proofErr w:type="gramStart"/>
-      <w:r>
-        <w:t>SymmetricSecurityKey</w:t>
+      <w:proofErr w:type="spellStart"/>
+      <w:r>
+        <w:t>SigningCredentials</w:t>
       </w:r>
       <w:proofErr w:type="spellEnd"/>
       <w:r>
         <w:t>(</w:t>
       </w:r>
-      <w:proofErr w:type="gramEnd"/>
-    </w:p>
-    <w:p>
-      <w:pPr>
-        <w:spacing w:after="0" w:line="240" w:lineRule="auto"/>
-      </w:pPr>
-      <w:r>
-        <w:t>                Encoding.UTF</w:t>
-      </w:r>
-      <w:proofErr w:type="gramStart"/>
-      <w:r>
-        <w:t>8.GetBytes</w:t>
-      </w:r>
-      <w:proofErr w:type="gramEnd"/>
-      <w:r>
-        <w:t>(configuration["</w:t>
-      </w:r>
-      <w:proofErr w:type="spellStart"/>
-      <w:proofErr w:type="gramStart"/>
-      <w:r>
-        <w:t>Jwt:Key</w:t>
-      </w:r>
-      <w:proofErr w:type="spellEnd"/>
-      <w:proofErr w:type="gramEnd"/>
-      <w:r>
-        <w:t>"]!));</w:t>
-      </w:r>
-    </w:p>
-    <w:p>
-      <w:pPr>
-        <w:spacing w:after="0" w:line="240" w:lineRule="auto"/>
-      </w:pPr>
-    </w:p>
-    <w:p>
-      <w:pPr>
-        <w:spacing w:after="0" w:line="240" w:lineRule="auto"/>
-      </w:pPr>
-      <w:r>
-        <w:t>        var credentials =</w:t>
-      </w:r>
-    </w:p>
-    <w:p>
-      <w:pPr>
-        <w:spacing w:after="0" w:line="240" w:lineRule="auto"/>
-      </w:pPr>
-      <w:r>
-        <w:t xml:space="preserve">            new </w:t>
-      </w:r>
-      <w:proofErr w:type="spellStart"/>
-      <w:proofErr w:type="gramStart"/>
-      <w:r>
-        <w:t>SigningCredentials</w:t>
+    </w:p>
+    <w:p>
+      <w:pPr>
+        <w:spacing w:after="0" w:line="240" w:lineRule="auto"/>
+      </w:pPr>
+      <w:r>
+        <w:t>                key,</w:t>
+      </w:r>
+    </w:p>
+    <w:p>
+      <w:pPr>
+        <w:spacing w:after="0" w:line="240" w:lineRule="auto"/>
+      </w:pPr>
+      <w:r>
+        <w:t>                SecurityAlgorithms.HmacSha256);</w:t>
+      </w:r>
+    </w:p>
+    <w:p>
+      <w:pPr>
+        <w:spacing w:after="0" w:line="240" w:lineRule="auto"/>
+      </w:pPr>
+    </w:p>
+    <w:p>
+      <w:pPr>
+        <w:spacing w:after="0" w:line="240" w:lineRule="auto"/>
+      </w:pPr>
+      <w:r>
+        <w:t xml:space="preserve">        var token = new </w:t>
+      </w:r>
+      <w:proofErr w:type="spellStart"/>
+      <w:r>
+        <w:t>JwtSecurityToken</w:t>
       </w:r>
       <w:proofErr w:type="spellEnd"/>
       <w:r>
         <w:t>(</w:t>
       </w:r>
-      <w:proofErr w:type="gramEnd"/>
-    </w:p>
-    <w:p>
-      <w:pPr>
-        <w:spacing w:after="0" w:line="240" w:lineRule="auto"/>
-      </w:pPr>
-      <w:r>
-        <w:t>                key,</w:t>
-      </w:r>
-    </w:p>
-    <w:p>
-      <w:pPr>
-        <w:spacing w:after="0" w:line="240" w:lineRule="auto"/>
-      </w:pPr>
-      <w:r>
-        <w:t>                SecurityAlgorithms.HmacSha256);</w:t>
-      </w:r>
-    </w:p>
-    <w:p>
-      <w:pPr>
-        <w:spacing w:after="0" w:line="240" w:lineRule="auto"/>
-      </w:pPr>
-    </w:p>
-    <w:p>
-      <w:pPr>
-        <w:spacing w:after="0" w:line="240" w:lineRule="auto"/>
-      </w:pPr>
-      <w:r>
-        <w:t xml:space="preserve">        var token = new </w:t>
-      </w:r>
-      <w:proofErr w:type="spellStart"/>
-      <w:proofErr w:type="gramStart"/>
-      <w:r>
-        <w:t>JwtSecurityToken</w:t>
-      </w:r>
-      <w:proofErr w:type="spellEnd"/>
-      <w:r>
-        <w:t>(</w:t>
-      </w:r>
-      <w:proofErr w:type="gramEnd"/>
     </w:p>
     <w:p>
       <w:pPr>
@@ -2108,12 +1963,10 @@
         <w:t>            issuer: configuration["</w:t>
       </w:r>
       <w:proofErr w:type="spellStart"/>
-      <w:proofErr w:type="gramStart"/>
       <w:r>
         <w:t>Jwt:Issuer</w:t>
       </w:r>
       <w:proofErr w:type="spellEnd"/>
-      <w:proofErr w:type="gramEnd"/>
       <w:r>
         <w:t>"],</w:t>
       </w:r>
@@ -2131,12 +1984,10 @@
         <w:t>            audience: configuration["</w:t>
       </w:r>
       <w:proofErr w:type="spellStart"/>
-      <w:proofErr w:type="gramStart"/>
       <w:r>
         <w:t>Jwt:Audience</w:t>
       </w:r>
       <w:proofErr w:type="spellEnd"/>
-      <w:proofErr w:type="gramEnd"/>
       <w:r>
         <w:t>"],</w:t>
       </w:r>
@@ -2167,12 +2018,10 @@
         <w:t xml:space="preserve">            expires: </w:t>
       </w:r>
       <w:proofErr w:type="spellStart"/>
-      <w:proofErr w:type="gramStart"/>
       <w:r>
         <w:t>DateTime.Now.AddMinutes</w:t>
       </w:r>
       <w:proofErr w:type="spellEnd"/>
-      <w:proofErr w:type="gramEnd"/>
       <w:r>
         <w:t>(60),</w:t>
       </w:r>
@@ -2216,18 +2065,13 @@
       </w:r>
       <w:proofErr w:type="spellEnd"/>
       <w:r>
-        <w:t>(</w:t>
-      </w:r>
-      <w:proofErr w:type="gramStart"/>
-      <w:r>
-        <w:t>).</w:t>
+        <w:t>().</w:t>
       </w:r>
       <w:proofErr w:type="spellStart"/>
       <w:r>
         <w:t>WriteToken</w:t>
       </w:r>
       <w:proofErr w:type="spellEnd"/>
-      <w:proofErr w:type="gramEnd"/>
       <w:r>
         <w:t>(token);</w:t>
       </w:r>
@@ -2274,6 +2118,9 @@
         <w:spacing w:after="0" w:line="240" w:lineRule="auto"/>
       </w:pPr>
       <w:r>
+        <w:rPr>
+          <w:noProof/>
+        </w:rPr>
         <w:lastRenderedPageBreak/>
         <w:drawing>
           <wp:inline distT="0" distB="0" distL="0" distR="0" wp14:anchorId="55E2BD52" wp14:editId="3D914AB9">
@@ -2317,6 +2164,9 @@
         <w:spacing w:after="0" w:line="240" w:lineRule="auto"/>
       </w:pPr>
       <w:r>
+        <w:rPr>
+          <w:noProof/>
+        </w:rPr>
         <w:drawing>
           <wp:inline distT="0" distB="0" distL="0" distR="0" wp14:anchorId="3585AFFE" wp14:editId="3740DC67">
             <wp:extent cx="5731510" cy="3274695"/>
@@ -2359,6 +2209,9 @@
         <w:spacing w:after="0" w:line="240" w:lineRule="auto"/>
       </w:pPr>
       <w:r>
+        <w:rPr>
+          <w:noProof/>
+        </w:rPr>
         <w:lastRenderedPageBreak/>
         <w:drawing>
           <wp:inline distT="0" distB="0" distL="0" distR="0" wp14:anchorId="5E842337" wp14:editId="43B5CB5E">
@@ -3065,6 +2918,7 @@
   <w:style w:type="character" w:default="1" w:styleId="DefaultParagraphFont">
     <w:name w:val="Default Paragraph Font"/>
     <w:uiPriority w:val="1"/>
+    <w:semiHidden/>
     <w:unhideWhenUsed/>
   </w:style>
   <w:style w:type="table" w:default="1" w:styleId="TableNormal">
